--- a/az/discovery-articles/6.23 Kino.docx
+++ b/az/discovery-articles/6.23 Kino.docx
@@ -4,564 +4,374 @@
   <w:body>
     <w:p>
       <w:pPr>
-        <w:keepNext/>
-        <w:spacing w:before="280" w:after="120"/>
+        <w:pStyle w:val="Title"/>
+        <w:widowControl/>
       </w:pPr>
       <w:r>
-        <w:rPr>
-          <w:rFonts w:ascii="Calibri" w:hAnsi="Calibri" w:eastAsia="Calibri"/>
-          <w:b/>
-          <w:i w:val="0"/>
-          <w:color w:val="004E8C"/>
-          <w:sz w:val="44"/>
-        </w:rPr>
         <w:t>6.23 Kino</w:t>
       </w:r>
     </w:p>
     <w:p>
       <w:pPr>
-        <w:spacing w:after="80"/>
+        <w:keepNext/>
+        <w:widowControl/>
       </w:pPr>
       <w:r>
         <w:rPr>
-          <w:rFonts w:ascii="Calibri" w:hAnsi="Calibri" w:eastAsia="Calibri"/>
-          <w:b w:val="0"/>
-          <w:i/>
-          <w:color w:val="505050"/>
-          <w:sz w:val="22"/>
+          <w:sz w:val="20"/>
         </w:rPr>
-        <w:t>6. Rəqəmsal texnologiyalar, kosmos və rabitə</w:t>
-      </w:r>
-    </w:p>
-    <w:p>
-      <w:pPr>
-        <w:spacing w:after="200"/>
-      </w:pPr>
-      <w:r>
-        <w:rPr>
-          <w:rFonts w:ascii="Calibri" w:hAnsi="Calibri" w:eastAsia="Calibri"/>
-          <w:b w:val="0"/>
-          <w:i/>
-          <w:sz w:val="22"/>
-        </w:rPr>
-        <w:t>Dövr: təxminən 1890-cı illər (ekrana proyeksiya olunan hərəkətli təsvirlər); daha əvvəl xronofotoqrafiya; XX əsrin kinostudiyaları və sonrakı rəqəmsal kino | Əsas simalar: Edvard Maybric; Etyen-Jül Mare; Tomas Edison / U. K. L. Dikson; Oqyust və Lui Lümyer; sonrakı dövrün kino yaradıcıları və mühəndisləri</w:t>
-      </w:r>
-    </w:p>
-    <w:p>
-      <w:pPr>
-        <w:spacing w:after="160" w:line="276" w:lineRule="auto"/>
-      </w:pPr>
-      <w:r>
-        <w:rPr>
-          <w:rFonts w:ascii="Calibri" w:hAnsi="Calibri" w:eastAsia="Calibri"/>
-          <w:b w:val="0"/>
-          <w:i w:val="0"/>
-          <w:sz w:val="22"/>
-        </w:rPr>
-        <w:t>Kino sürətlə bir-birini əvəz edən fotoşəkilləri ekrana proyeksiya edərək ortaq auditoriyada hərəkət illüziyası yaradır. O, hekayəçiliyi, xəbərləri və asudə vaxtı qlobal vizual sənayeyə çevirdi.</w:t>
+        <w:t>6 Rəqəmsal texnologiyalar kosmos və rabitə</w:t>
       </w:r>
     </w:p>
     <w:p>
       <w:pPr>
         <w:keepNext/>
-        <w:spacing w:before="240" w:after="120"/>
+        <w:widowControl/>
       </w:pPr>
       <w:r>
         <w:rPr>
-          <w:rFonts w:ascii="Calibri" w:hAnsi="Calibri" w:eastAsia="Calibri"/>
-          <w:b/>
-          <w:i w:val="0"/>
-          <w:color w:val="004E8C"/>
-          <w:sz w:val="28"/>
+          <w:sz w:val="20"/>
         </w:rPr>
-        <w:t>Əsas faktlar</w:t>
+        <w:t>Dövr: təxminən 1890-cı illər (ekrana salınan hərəkətli təsvirlər); daha əvvəl ardıcıl hərəkət fotoqrafiyası; XX əsrdə studiyalar, sonralar rəqəmsal kino | Əsas şəxslər: Edvard Meybric; Etyen-Jül Mare; Tomas Edison və Uilyam Kennedi Lori Dikson; Ogüst və Lui Lümyer; sonrakı kinoçular və mühəndislər</w:t>
+      </w:r>
+    </w:p>
+    <w:p>
+      <w:pPr>
+        <w:widowControl/>
+      </w:pPr>
+      <w:r>
+        <w:t>Kino fotoşəkilləri sürətlə ardıcıl göstərərək tamaşaçılarda hərəkətli təsvir təəssüratı yaradır. Hekayə danışmağı, xəbəri və istirahəti qlobal vizual sənayeyə çevirdi.</w:t>
+      </w:r>
+    </w:p>
+    <w:p>
+      <w:pPr>
+        <w:pStyle w:val="Heading1"/>
+        <w:widowControl/>
+      </w:pPr>
+      <w:r>
+        <w:t>Əsas məlumatlar</w:t>
       </w:r>
     </w:p>
     <w:p>
       <w:pPr>
         <w:pStyle w:val="ListBullet"/>
+        <w:widowControl/>
       </w:pPr>
       <w:r>
-        <w:rPr>
-          <w:rFonts w:ascii="Calibri" w:hAnsi="Calibri" w:eastAsia="Calibri"/>
-          <w:b w:val="0"/>
-          <w:i w:val="0"/>
-          <w:sz w:val="22"/>
-        </w:rPr>
-        <w:t>Maybric və Mare ictimai kinodan əvvəl ardıcıl fotoşəkillərlə hərəkəti təhlil etdilər</w:t>
+        <w:t>Meybric və Mare ictimai kinonun yaranmasından əvvəl ardıcıl fotoşəkillərlə hərəkəti təhlil edirdilər.</w:t>
       </w:r>
     </w:p>
     <w:p>
       <w:pPr>
         <w:pStyle w:val="ListBullet"/>
+        <w:widowControl/>
       </w:pPr>
       <w:r>
-        <w:rPr>
-          <w:rFonts w:ascii="Calibri" w:hAnsi="Calibri" w:eastAsia="Calibri"/>
-          <w:b w:val="0"/>
-          <w:i w:val="0"/>
-          <w:sz w:val="22"/>
-        </w:rPr>
-        <w:t>Lümyer qardaşları 1895-ci ildə Parisdə ekrana proyeksiya olunan ilk ictimai nümayişlərdən birini keçirdilər</w:t>
+        <w:t>Lümyer qardaşları 1895-ci ildə Parisdə erkən ictimai ekran nümayişləri keçirdilər.</w:t>
       </w:r>
     </w:p>
     <w:p>
       <w:pPr>
         <w:pStyle w:val="ListBullet"/>
+        <w:widowControl/>
       </w:pPr>
       <w:r>
-        <w:rPr>
-          <w:rFonts w:ascii="Calibri" w:hAnsi="Calibri" w:eastAsia="Calibri"/>
-          <w:b w:val="0"/>
-          <w:i w:val="0"/>
-          <w:sz w:val="22"/>
-        </w:rPr>
-        <w:t>Edisonun şirkəti fərdi baxış üçün kinetoskoplar və onlarla əlaqəli kameralar hazırladı</w:t>
+        <w:t>Edisonun şirkəti bir nəfərin baxdığı kinetoskoplar və uyğun kameralar hazırladı.</w:t>
       </w:r>
     </w:p>
     <w:p>
       <w:pPr>
         <w:pStyle w:val="ListBullet"/>
+        <w:widowControl/>
       </w:pPr>
       <w:r>
-        <w:rPr>
-          <w:rFonts w:ascii="Calibri" w:hAnsi="Calibri" w:eastAsia="Calibri"/>
-          <w:b w:val="0"/>
-          <w:i w:val="0"/>
-          <w:sz w:val="22"/>
-        </w:rPr>
-        <w:t>Səs, rəng və sonralar rəqəmsal çəkiliş kadr prinsipini aradan qaldırmadan kino vasitəsini dəyişdirdi</w:t>
+        <w:t>Səs, rəng və sonralar rəqəmsal çəkiliş kinonu dəyişdirdi, lakin kadrların ardıcıllığı prinsipi qaldı.</w:t>
       </w:r>
     </w:p>
     <w:p>
       <w:pPr>
         <w:pStyle w:val="ListBullet"/>
+        <w:widowControl/>
       </w:pPr>
       <w:r>
-        <w:rPr>
-          <w:rFonts w:ascii="Calibri" w:hAnsi="Calibri" w:eastAsia="Calibri"/>
-          <w:b w:val="0"/>
-          <w:i w:val="0"/>
-          <w:sz w:val="22"/>
-        </w:rPr>
-        <w:t>Kino müasir diqqət vərdişlərini formalaşdırdı; televiziya və axın xidmətləri həmin vərdişləri bu gün də davam etdirir</w:t>
+        <w:t>Kino televiziyanın və internet yayımının da davam etdirdiyi müasir baxış vərdişlərini formalaşdırdı.</w:t>
       </w:r>
     </w:p>
     <w:p>
       <w:pPr>
-        <w:keepNext/>
-        <w:spacing w:before="240" w:after="120"/>
+        <w:pStyle w:val="Heading1"/>
+        <w:widowControl/>
       </w:pPr>
       <w:r>
-        <w:rPr>
-          <w:rFonts w:ascii="Calibri" w:hAnsi="Calibri" w:eastAsia="Calibri"/>
-          <w:b/>
-          <w:i w:val="0"/>
-          <w:color w:val="004E8C"/>
-          <w:sz w:val="28"/>
-        </w:rPr>
         <w:t>Bu nədir</w:t>
       </w:r>
     </w:p>
     <w:p>
       <w:pPr>
-        <w:spacing w:after="160" w:line="276" w:lineRule="auto"/>
+        <w:widowControl/>
       </w:pPr>
       <w:r>
-        <w:rPr>
-          <w:rFonts w:ascii="Calibri" w:hAnsi="Calibri" w:eastAsia="Calibri"/>
-          <w:b w:val="0"/>
-          <w:i w:val="0"/>
-          <w:sz w:val="22"/>
-        </w:rPr>
-        <w:t>Kino fotoqrafik kadrları gözün və beynin onları fasiləsiz hərəkət kimi qəbul edəcəyi sürətlə qeydə almaq və ekrana vermək sənəti və texnologiyasıdır. Kamera, foto lent və ya rəqəmsal sensor, eləcə də proyektor və ya ekran bu zənciri təşkil edir. Montaj, səs və hekayə ustalığı həmin optik illüziyanın üzərində qurulur. Sadə dillə desək, kino fotoşəkillərin kütlə qarşısında hərəkətə gəlməsidir.</w:t>
+        <w:t>Kino fotoqrafik kadrları elə sürətlə qeydə almaq və göstərmək sənəti və texnologiyasıdır ki, göz və beyin onları fasiləsiz hərəkət kimi qəbul edir. Kamera, fotolent və ya rəqəmsal sensor, proyektor və ya ekran bu zəncirin hissələridir. Montaj, səs və hekayə qurmaq həmin görmə xüsusiyyətinin üzərində işləyir. Obrazlı desək, kino tamaşaçı qarşısında hərəkətə gələn fotoqrafiyadır.</w:t>
       </w:r>
     </w:p>
     <w:p>
       <w:pPr>
-        <w:keepNext/>
-        <w:spacing w:before="240" w:after="120"/>
+        <w:pStyle w:val="Heading1"/>
+        <w:widowControl/>
       </w:pPr>
       <w:r>
-        <w:rPr>
-          <w:rFonts w:ascii="Calibri" w:hAnsi="Calibri" w:eastAsia="Calibri"/>
-          <w:b/>
-          <w:i w:val="0"/>
-          <w:color w:val="004E8C"/>
-          <w:sz w:val="28"/>
-        </w:rPr>
-        <w:t>Onu kim kəşf və ya ixtira edib</w:t>
+        <w:t>Kim kəşf edib və ya yaradıb</w:t>
       </w:r>
     </w:p>
     <w:p>
       <w:pPr>
-        <w:spacing w:after="160" w:line="276" w:lineRule="auto"/>
+        <w:widowControl/>
       </w:pPr>
       <w:r>
-        <w:rPr>
-          <w:rFonts w:ascii="Calibri" w:hAnsi="Calibri" w:eastAsia="Calibri"/>
-          <w:b w:val="0"/>
-          <w:i w:val="0"/>
-          <w:sz w:val="22"/>
-        </w:rPr>
-        <w:t>Maybric və Marenin hərəkət təhlilləri kino üçün zəmin hazırladı. Edisonun laboratoriyası və Lümyer qardaşları ödənişli auditoriya üçün kamera və proyeksiya sistemlərini kommersiyalaşdırdılar; çoxsaylı rəqib patentlər və formatlar uğrunda mübarizə aparırdı. Kinonun tək ixtiraçısı yoxdur: o, kimya, mexanika və şou-biznesin qovuşmasından yarandı. Tanınmış adların hər biri əslində çoxsaylı iştirakçının olduğu sahəni təmsil edir.</w:t>
+        <w:t>Meybric və Marenin hərəkət araşdırmaları zəmin yaratdı. Edisonun laboratoriyası və Lümyer qardaşları kamera və nümayiş sistemlərini ödəniş edən tamaşaçılar üçün kommersiyalaşdırdılar. Çoxsaylı rəqiblər patentlər və formatlar uğrunda mübarizə aparırdı. Kinonun tək ixtiraçısı yoxdur: o, kimyanın, mexanikanın və tamaşa biznesinin birləşməsidir. Tanınmış adların arxasında çoxsaylı iştirakçılar dayanır.</w:t>
       </w:r>
     </w:p>
     <w:p>
       <w:pPr>
-        <w:keepNext/>
-        <w:spacing w:before="240" w:after="120"/>
+        <w:pStyle w:val="Heading1"/>
+        <w:widowControl/>
       </w:pPr>
       <w:r>
-        <w:rPr>
-          <w:rFonts w:ascii="Calibri" w:hAnsi="Calibri" w:eastAsia="Calibri"/>
-          <w:b/>
-          <w:i w:val="0"/>
-          <w:color w:val="004E8C"/>
-          <w:sz w:val="28"/>
-        </w:rPr>
-        <w:t>Nə vaxt və necə meydana gəlib</w:t>
+        <w:t>Nə vaxt və necə yaranıb</w:t>
       </w:r>
     </w:p>
     <w:p>
       <w:pPr>
-        <w:spacing w:after="160" w:line="276" w:lineRule="auto"/>
+        <w:widowControl/>
       </w:pPr>
       <w:r>
-        <w:rPr>
-          <w:rFonts w:ascii="Calibri" w:hAnsi="Calibri" w:eastAsia="Calibri"/>
-          <w:b w:val="0"/>
-          <w:i w:val="0"/>
-          <w:sz w:val="22"/>
-        </w:rPr>
-        <w:t>1895-ci ildəki ictimai nümayişlərdən sonra kiçik və ucuz kinoteatrlar, ardınca məqsədli tikilmiş böyük kino salonları bütün dünyaya yayıldı. Hollivud və başqa studiya sistemləri 1910–1920-ci illərdə hekayə istehsalını sənayeləşdirdi. 1920-ci illərin sonlarında səs, daha sonra rəng janrları yenidən formalaşdırdı. Televiziya kinoteatrlarla, ev videosu və axın xidmətləri isə hər ikisi ilə rəqabətə başladı. Rəqəmsal kameralar və kompüter qrafikası istehsalı dəyişdirsə də, kadr sürətinə əsaslanan hərəkət illüziyası qaldı.</w:t>
+        <w:t>1895-ci il ictimai nümayişlərindən sonra əvvəl ucuz girişli kiçik kinoteatrlar, sonra xüsusi kino binaları dünyaya yayıldı. Hollivud və başqa studiya sistemləri 1910–1920-ci illərdə film istehsalını sənayeləşdirdilər. 1920-ci illərin sonlarında səs, daha sonra rəng janrları dəyişdirdi. Televiziya kinoteatrlara, ev videosu və internet yayımı isə hər ikisinə rəqib oldu. Rəqəmsal kameralar və CGI — kompüterdə yaradılan təsvirlər istehsalı dəyişsə də, ardıcıl kadrların hərəkət təəssüratı yaratması prinsipi qaldı.</w:t>
       </w:r>
     </w:p>
     <w:p>
       <w:pPr>
-        <w:keepNext/>
-        <w:spacing w:before="240" w:after="120"/>
+        <w:pStyle w:val="Heading1"/>
+        <w:widowControl/>
       </w:pPr>
       <w:r>
-        <w:rPr>
-          <w:rFonts w:ascii="Calibri" w:hAnsi="Calibri" w:eastAsia="Calibri"/>
-          <w:b/>
-          <w:i w:val="0"/>
-          <w:color w:val="004E8C"/>
-          <w:sz w:val="28"/>
-        </w:rPr>
-        <w:t>Elmi baxımdan əhəmiyyəti</w:t>
+        <w:t>Elm üçün əhəmiyyəti</w:t>
       </w:r>
     </w:p>
     <w:p>
       <w:pPr>
-        <w:spacing w:after="160" w:line="276" w:lineRule="auto"/>
+        <w:widowControl/>
       </w:pPr>
       <w:r>
-        <w:rPr>
-          <w:rFonts w:ascii="Calibri" w:hAnsi="Calibri" w:eastAsia="Calibri"/>
-          <w:b w:val="0"/>
-          <w:i w:val="0"/>
-          <w:sz w:val="22"/>
-        </w:rPr>
-        <w:t>Kino dəqiq vaxtölçməni, fotokimyanı, sonralar isə təsvirin qeydə alınması və göstərilməsi üçün elektronikanı inkişaf etdirdi. O, insanın görmə qavrayışının praktik tədqiqidir. Kadr sürəti, ekspozisiya və sinxronlaşdırma mühəndislik standartlarına çevrildi. Kompüter qrafikası və sıxılma kodekləri də hələ saniyədə kadr sayı ilə işləyir. Hərəkətli təsvir elmi baxımdan ardıcıl sabit şəkillərin fasiləsiz zamanı təqlid edə bildiyini sübut etdi.</w:t>
+        <w:t>Kino dəqiq zamanlamanın, fotokimyanın, sonralar təsvirin qeydi və göstərilməsi elektronikasının inkişafını tələb etdi. O, insanın görmə qavrayışının tətbiqi öyrənilməsidir. Kadr tezliyi, işığın toplandığı ekspozisiya müddəti və sinxronlaşdırma mühəndislik standartlarına çevrildi. Kompüter qrafikası və məlumatı sıxan kodeklər hələ də saniyədəki kadr sayı ilə işləyir. Hərəkətli təsvirlər göstərdi ki, ardıcıl sabit şəkillər fasiləsiz zaman təəssüratı yarada bilər.</w:t>
       </w:r>
     </w:p>
     <w:p>
       <w:pPr>
-        <w:keepNext/>
-        <w:spacing w:before="240" w:after="120"/>
+        <w:pStyle w:val="Heading1"/>
+        <w:widowControl/>
       </w:pPr>
       <w:r>
-        <w:rPr>
-          <w:rFonts w:ascii="Calibri" w:hAnsi="Calibri" w:eastAsia="Calibri"/>
-          <w:b/>
-          <w:i w:val="0"/>
-          <w:color w:val="004E8C"/>
-          <w:sz w:val="28"/>
-        </w:rPr>
-        <w:t>Sonrakı inkişaflara necə təsir göstərib</w:t>
+        <w:t>Sonrakı inkişafa təsiri</w:t>
       </w:r>
     </w:p>
     <w:p>
       <w:pPr>
-        <w:spacing w:after="160" w:line="276" w:lineRule="auto"/>
+        <w:widowControl/>
       </w:pPr>
       <w:r>
-        <w:rPr>
-          <w:rFonts w:ascii="Calibri" w:hAnsi="Calibri" w:eastAsia="Calibri"/>
-          <w:b w:val="0"/>
-          <w:i w:val="0"/>
-          <w:sz w:val="22"/>
-        </w:rPr>
-        <w:t>Televiziya, videooyunlar və onlayn video kinematoqrafik dili — kadr keçidlərini, iri planı və musiqi müşayiətini — miras aldı. Reklam və siyasət hərəkətli təsvirlə danışmağı öyrəndi. Kino arxivləri XX əsrin əsas ilkin mənbələrindəndir. Rəqəmsal platformalar “film”i hələ də ayrıca mədəni məhsul kimi satır. Kinonun dili hər yeni ekranda yaşamağa davam etdi.</w:t>
+        <w:t>Televiziya, videooyunlar və onlayn video kinonun ifadə dilini — kadr keçidlərini, yaxın planı və musiqi müşayiətini mənimsədi. Reklam və siyasət hərəkətli təsvirlə danışmağı öyrəndi. Film arxivləri XX əsr üçün ilkin mənbələrdir. Rəqəmsal platformalar da «film»i ayrıca mədəni məhsul kimi təqdim edir. Kinonun ifadə dili yeni ekranlarla birlikdə yaşayır.</w:t>
       </w:r>
     </w:p>
     <w:p>
       <w:pPr>
-        <w:keepNext/>
-        <w:spacing w:before="240" w:after="120"/>
+        <w:pStyle w:val="Heading1"/>
+        <w:widowControl/>
       </w:pPr>
       <w:r>
-        <w:rPr>
-          <w:rFonts w:ascii="Calibri" w:hAnsi="Calibri" w:eastAsia="Calibri"/>
-          <w:b/>
-          <w:i w:val="0"/>
-          <w:color w:val="004E8C"/>
-          <w:sz w:val="28"/>
-        </w:rPr>
         <w:t>İnsan həyatını necə dəyişib</w:t>
       </w:r>
     </w:p>
     <w:p>
       <w:pPr>
-        <w:spacing w:after="160" w:line="276" w:lineRule="auto"/>
+        <w:widowControl/>
       </w:pPr>
       <w:r>
-        <w:rPr>
-          <w:rFonts w:ascii="Calibri" w:hAnsi="Calibri" w:eastAsia="Calibri"/>
-          <w:b w:val="0"/>
-          <w:i w:val="0"/>
-          <w:sz w:val="22"/>
-        </w:rPr>
-        <w:t>Kinoya gedilən axşamlar, məşhurluq mədəniyyəti və ortaq milli miflər çox vaxt kino vasitəsilə formalaşdı. İnsanlar uzaqdakı simaları və müharibələri ekrana köçürülmüş hekayələrlə tanıdılar. Reallıqdan qaçış da, təbliğat da eyni lentlə yayıldı. Axın xidmətləri ekranı evə gətirsə də, hərəkətli hekayəyə maraq azalmayıb.</w:t>
+        <w:t>Axşam əyləncələri, məşhurluq mədəniyyəti və ortaq milli təsəvvürlər çox vaxt kinodan keçirdi. İnsanlar uzaq simalar və müharibələrlə ekran hekayələri vasitəsilə tanış olurdular. Gündəlik həyatdan uzaqlaşmaq istəyi də, təbliğat da eyni lentdə yer alırdı. İnternet yayımı ekranı evə gətirdi, amma hərəkətli hekayəyə maraq qaldı.</w:t>
       </w:r>
     </w:p>
     <w:p>
       <w:pPr>
-        <w:keepNext/>
-        <w:spacing w:before="240" w:after="120"/>
+        <w:pStyle w:val="Heading1"/>
+        <w:widowControl/>
       </w:pPr>
       <w:r>
-        <w:rPr>
-          <w:rFonts w:ascii="Calibri" w:hAnsi="Calibri" w:eastAsia="Calibri"/>
-          <w:b/>
-          <w:i w:val="0"/>
-          <w:color w:val="004E8C"/>
-          <w:sz w:val="28"/>
-        </w:rPr>
         <w:t>Mənbələr və istinadlar</w:t>
       </w:r>
     </w:p>
     <w:p>
       <w:pPr>
-        <w:keepNext/>
-        <w:spacing w:before="240" w:after="120"/>
+        <w:pStyle w:val="Heading2"/>
+        <w:widowControl/>
       </w:pPr>
       <w:r>
         <w:rPr>
-          <w:rFonts w:ascii="Calibri" w:hAnsi="Calibri" w:eastAsia="Calibri"/>
-          <w:b/>
-          <w:i w:val="0"/>
-          <w:color w:val="004E8C"/>
-          <w:sz w:val="24"/>
+          <w:sz w:val="20"/>
         </w:rPr>
-        <w:t>A. Kitablar və əsas elmi əsərlər</w:t>
+        <w:t>A Kitablar və əsas elmi əsərlər</w:t>
       </w:r>
     </w:p>
     <w:p>
       <w:pPr>
-        <w:spacing w:after="80"/>
-        <w:ind w:left="360"/>
+        <w:widowControl/>
       </w:pPr>
       <w:r>
         <w:rPr>
-          <w:rFonts w:ascii="Calibri" w:hAnsi="Calibri" w:eastAsia="Calibri"/>
-          <w:b w:val="0"/>
-          <w:i w:val="0"/>
-          <w:sz w:val="22"/>
+          <w:sz w:val="20"/>
         </w:rPr>
         <w:t>1. Cook, David A. A History of Narrative Film. New York: W. W. Norton (multiple editions).</w:t>
       </w:r>
     </w:p>
     <w:p>
       <w:pPr>
-        <w:keepNext/>
-        <w:spacing w:before="240" w:after="120"/>
+        <w:pStyle w:val="Heading2"/>
+        <w:widowControl/>
       </w:pPr>
       <w:r>
         <w:rPr>
-          <w:rFonts w:ascii="Calibri" w:hAnsi="Calibri" w:eastAsia="Calibri"/>
-          <w:b/>
-          <w:i w:val="0"/>
-          <w:color w:val="004E8C"/>
-          <w:sz w:val="24"/>
+          <w:sz w:val="20"/>
         </w:rPr>
-        <w:t>C. Təşkilatların materialları və ensiklopedik mənbələr</w:t>
+        <w:t>C Qurumların materialları və ensiklopedik mənbələr</w:t>
       </w:r>
     </w:p>
     <w:p>
       <w:pPr>
-        <w:spacing w:after="80"/>
-        <w:ind w:left="360"/>
+        <w:widowControl/>
       </w:pPr>
       <w:r>
         <w:rPr>
-          <w:rFonts w:ascii="Calibri" w:hAnsi="Calibri" w:eastAsia="Calibri"/>
-          <w:b w:val="0"/>
-          <w:i w:val="0"/>
-          <w:sz w:val="22"/>
+          <w:sz w:val="20"/>
         </w:rPr>
-        <w:t>1. Encyclopaedia Britannica. “History of the motion picture” (“Kinonun tarixi”).</w:t>
-      </w:r>
-      <w:r>
-        <w:rPr>
-          <w:rFonts w:ascii="Calibri" w:hAnsi="Calibri" w:eastAsia="Calibri"/>
-          <w:b w:val="0"/>
-          <w:i w:val="0"/>
-          <w:sz w:val="22"/>
-        </w:rPr>
-        <w:t xml:space="preserve"> </w:t>
+        <w:t xml:space="preserve">1. Encyclopaedia Britannica. 'History of the motion picture.' </w:t>
       </w:r>
       <w:hyperlink r:id="rId9">
         <w:r>
           <w:rPr>
-            <w:rFonts w:ascii="Calibri" w:hAnsi="Calibri" w:eastAsia="Calibri"/>
-            <w:b w:val="0"/>
-            <w:i w:val="0"/>
-            <w:sz w:val="22"/>
-            <w:color w:val="0563C1"/>
-            <w:u w:val="single"/>
+            <w:sz w:val="20"/>
           </w:rPr>
           <w:t>https://www.britannica.com/art/history-of-the-motion-picture</w:t>
         </w:r>
       </w:hyperlink>
+      <w:r>
+        <w:rPr>
+          <w:sz w:val="20"/>
+        </w:rPr>
+      </w:r>
     </w:p>
     <w:p>
       <w:pPr>
-        <w:spacing w:after="80"/>
-        <w:ind w:left="360"/>
+        <w:widowControl/>
       </w:pPr>
       <w:r>
         <w:rPr>
-          <w:rFonts w:ascii="Calibri" w:hAnsi="Calibri" w:eastAsia="Calibri"/>
-          <w:b w:val="0"/>
-          <w:i w:val="0"/>
-          <w:sz w:val="22"/>
+          <w:sz w:val="20"/>
         </w:rPr>
-        <w:t>2. Encyclopaedia Britannica. “Lumière brothers” (“Lümyer qardaşları”).</w:t>
-      </w:r>
-      <w:r>
-        <w:rPr>
-          <w:rFonts w:ascii="Calibri" w:hAnsi="Calibri" w:eastAsia="Calibri"/>
-          <w:b w:val="0"/>
-          <w:i w:val="0"/>
-          <w:sz w:val="22"/>
-        </w:rPr>
-        <w:t xml:space="preserve"> </w:t>
+        <w:t xml:space="preserve">2. Encyclopaedia Britannica. 'Lumière brothers.' </w:t>
       </w:r>
       <w:hyperlink r:id="rId10">
         <w:r>
           <w:rPr>
-            <w:rFonts w:ascii="Calibri" w:hAnsi="Calibri" w:eastAsia="Calibri"/>
-            <w:b w:val="0"/>
-            <w:i w:val="0"/>
-            <w:sz w:val="22"/>
-            <w:color w:val="0563C1"/>
-            <w:u w:val="single"/>
+            <w:sz w:val="20"/>
           </w:rPr>
           <w:t>https://www.britannica.com/biography/Lumiere-brothers</w:t>
         </w:r>
       </w:hyperlink>
-    </w:p>
-    <w:p>
-      <w:pPr>
-        <w:keepNext/>
-        <w:spacing w:before="240" w:after="120"/>
-      </w:pPr>
       <w:r>
         <w:rPr>
-          <w:rFonts w:ascii="Calibri" w:hAnsi="Calibri" w:eastAsia="Calibri"/>
-          <w:b/>
-          <w:i w:val="0"/>
-          <w:color w:val="004E8C"/>
-          <w:sz w:val="24"/>
+          <w:sz w:val="20"/>
         </w:rPr>
-        <w:t>D. Muzey, arxiv və kitabxana materialları</w:t>
       </w:r>
     </w:p>
     <w:p>
       <w:pPr>
-        <w:spacing w:after="80"/>
-        <w:ind w:left="360"/>
+        <w:pStyle w:val="Heading2"/>
+        <w:widowControl/>
       </w:pPr>
       <w:r>
         <w:rPr>
-          <w:rFonts w:ascii="Calibri" w:hAnsi="Calibri" w:eastAsia="Calibri"/>
-          <w:b w:val="0"/>
-          <w:i w:val="0"/>
-          <w:sz w:val="22"/>
+          <w:sz w:val="20"/>
         </w:rPr>
-        <w:t>1. Museum of Modern Art (MoMA). Kino kolleksiyası və kino tarixi üzrə materiallar.</w:t>
+        <w:t>D Muzey arxiv və kitabxana materialları</w:t>
       </w:r>
+    </w:p>
+    <w:p>
+      <w:pPr>
+        <w:widowControl/>
+      </w:pPr>
       <w:r>
         <w:rPr>
-          <w:rFonts w:ascii="Calibri" w:hAnsi="Calibri" w:eastAsia="Calibri"/>
-          <w:b w:val="0"/>
-          <w:i w:val="0"/>
-          <w:sz w:val="22"/>
+          <w:sz w:val="20"/>
         </w:rPr>
-        <w:t xml:space="preserve"> </w:t>
+        <w:t xml:space="preserve">1. Museum of Modern Art (MoMA). Film collection and cinema history resources. </w:t>
       </w:r>
       <w:hyperlink r:id="rId11">
         <w:r>
           <w:rPr>
-            <w:rFonts w:ascii="Calibri" w:hAnsi="Calibri" w:eastAsia="Calibri"/>
-            <w:b w:val="0"/>
-            <w:i w:val="0"/>
-            <w:sz w:val="22"/>
-            <w:color w:val="0563C1"/>
-            <w:u w:val="single"/>
+            <w:sz w:val="20"/>
           </w:rPr>
           <w:t>https://www.moma.org/collection/</w:t>
         </w:r>
       </w:hyperlink>
+      <w:r>
+        <w:rPr>
+          <w:sz w:val="20"/>
+        </w:rPr>
+      </w:r>
     </w:p>
     <w:p>
       <w:pPr>
-        <w:spacing w:after="80"/>
-        <w:ind w:left="360"/>
+        <w:widowControl/>
       </w:pPr>
       <w:r>
         <w:rPr>
-          <w:rFonts w:ascii="Calibri" w:hAnsi="Calibri" w:eastAsia="Calibri"/>
-          <w:b w:val="0"/>
-          <w:i w:val="0"/>
-          <w:sz w:val="22"/>
+          <w:sz w:val="20"/>
         </w:rPr>
-        <w:t>2. Science Museum (London). Erkən kino və hərəkətli təsvir texnologiyası.</w:t>
-      </w:r>
-      <w:r>
-        <w:rPr>
-          <w:rFonts w:ascii="Calibri" w:hAnsi="Calibri" w:eastAsia="Calibri"/>
-          <w:b w:val="0"/>
-          <w:i w:val="0"/>
-          <w:sz w:val="22"/>
-        </w:rPr>
-        <w:t xml:space="preserve"> </w:t>
+        <w:t xml:space="preserve">2. Science Museum (London). Early cinema and moving-image technology. </w:t>
       </w:r>
       <w:hyperlink r:id="rId12">
         <w:r>
           <w:rPr>
-            <w:rFonts w:ascii="Calibri" w:hAnsi="Calibri" w:eastAsia="Calibri"/>
-            <w:b w:val="0"/>
-            <w:i w:val="0"/>
-            <w:sz w:val="22"/>
-            <w:color w:val="0563C1"/>
-            <w:u w:val="single"/>
+            <w:sz w:val="20"/>
           </w:rPr>
           <w:t>https://www.sciencemuseum.org.uk/objects-and-stories</w:t>
         </w:r>
       </w:hyperlink>
+      <w:r>
+        <w:rPr>
+          <w:sz w:val="20"/>
+        </w:rPr>
+      </w:r>
     </w:p>
     <w:sectPr>
-      <w:pgSz w:w="12240" w:h="15840"/>
-      <w:pgMar w:top="1296" w:right="1440" w:bottom="1296" w:left="1440" w:header="720" w:footer="720" w:gutter="0"/>
+      <w:footerReference w:type="default" r:id="rId13"/>
+      <w:pgSz w:w="11906" w:h="16838"/>
+      <w:pgMar w:top="1020" w:right="1134" w:bottom="1020" w:left="1134" w:header="720" w:footer="720" w:gutter="0"/>
       <w:cols w:space="720"/>
       <w:docGrid w:linePitch="360"/>
     </w:sectPr>
   </w:body>
 </w:document>
+</file>
+
+<file path=word/footer1.xml><?xml version="1.0" encoding="utf-8"?>
+<w:ftr xmlns:m="http://schemas.openxmlformats.org/officeDocument/2006/math" xmlns:mc="http://schemas.openxmlformats.org/markup-compatibility/2006" xmlns:mo="http://schemas.microsoft.com/office/mac/office/2008/main" xmlns:mv="urn:schemas-microsoft-com:mac:vml" xmlns:o="urn:schemas-microsoft-com:office:office" xmlns:r="http://schemas.openxmlformats.org/officeDocument/2006/relationships" xmlns:v="urn:schemas-microsoft-com:vml" xmlns:w10="urn:schemas-microsoft-com:office:word" xmlns:w14="http://schemas.microsoft.com/office/word/2010/wordml" xmlns:w="http://schemas.openxmlformats.org/wordprocessingml/2006/main" xmlns:wne="http://schemas.microsoft.com/office/word/2006/wordml" xmlns:wp14="http://schemas.microsoft.com/office/word/2010/wordprocessingDrawing" xmlns:wp="http://schemas.openxmlformats.org/drawingml/2006/wordprocessingDrawing" xmlns:wpc="http://schemas.microsoft.com/office/word/2010/wordprocessingCanvas" xmlns:wpg="http://schemas.microsoft.com/office/word/2010/wordprocessingGroup" xmlns:wpi="http://schemas.microsoft.com/office/word/2010/wordprocessingInk" xmlns:wps="http://schemas.microsoft.com/office/word/2010/wordprocessingShape" mc:Ignorable="w14 wp14">
+  <w:p>
+    <w:pPr>
+      <w:pStyle w:val="Footer"/>
+      <w:jc w:val="right"/>
+    </w:pPr>
+    <w:fldSimple w:instr="PAGE"/>
+  </w:p>
+</w:ftr>
 </file>
 
 <file path=word/numbering.xml><?xml version="1.0" encoding="utf-8"?>
@@ -772,7 +582,7 @@
   <w:docDefaults>
     <w:rPrDefault>
       <w:rPr>
-        <w:rFonts w:asciiTheme="minorHAnsi" w:eastAsiaTheme="minorEastAsia" w:hAnsiTheme="minorHAnsi" w:cstheme="minorBidi"/>
+        <w:rFonts/>
         <w:sz w:val="22"/>
         <w:szCs w:val="22"/>
         <w:lang w:val="en-US" w:eastAsia="en-US" w:bidi="ar-SA"/>
@@ -927,6 +737,15 @@
     <w:name w:val="Normal"/>
     <w:qFormat/>
     <w:rsid w:val="00FC693F"/>
+    <w:pPr>
+      <w:spacing w:after="120" w:line="259" w:lineRule="auto"/>
+    </w:pPr>
+    <w:rPr>
+      <w:rFonts w:ascii="Times New Roman" w:hAnsi="Times New Roman"/>
+      <w:color w:val="000000"/>
+      <w:sz w:val="24"/>
+      <w:lang w:val="az-Latn-AZ"/>
+    </w:rPr>
   </w:style>
   <w:style w:type="paragraph" w:styleId="Header">
     <w:name w:val="header"/>
@@ -983,16 +802,17 @@
     <w:pPr>
       <w:keepNext/>
       <w:keepLines/>
-      <w:spacing w:before="480" w:after="0"/>
+      <w:spacing w:before="480" w:after="120" w:line="259" w:lineRule="auto"/>
       <w:outlineLvl w:val="0"/>
     </w:pPr>
     <w:rPr>
-      <w:rFonts w:asciiTheme="majorHAnsi" w:eastAsiaTheme="majorEastAsia" w:hAnsiTheme="majorHAnsi" w:cstheme="majorBidi"/>
+      <w:rFonts w:ascii="Times New Roman" w:hAnsi="Times New Roman"/>
       <w:b/>
       <w:bCs/>
-      <w:color w:val="365F91" w:themeColor="accent1" w:themeShade="BF"/>
-      <w:sz w:val="28"/>
+      <w:color w:val="000000"/>
+      <w:sz w:val="26"/>
       <w:szCs w:val="28"/>
+      <w:lang w:val="az-Latn-AZ"/>
     </w:rPr>
   </w:style>
   <w:style w:type="paragraph" w:styleId="Heading2">
@@ -1007,16 +827,17 @@
     <w:pPr>
       <w:keepNext/>
       <w:keepLines/>
-      <w:spacing w:before="200" w:after="0"/>
+      <w:spacing w:before="200" w:after="120" w:line="259" w:lineRule="auto"/>
       <w:outlineLvl w:val="1"/>
     </w:pPr>
     <w:rPr>
-      <w:rFonts w:asciiTheme="majorHAnsi" w:eastAsiaTheme="majorEastAsia" w:hAnsiTheme="majorHAnsi" w:cstheme="majorBidi"/>
+      <w:rFonts w:ascii="Times New Roman" w:hAnsi="Times New Roman"/>
       <w:b/>
       <w:bCs/>
-      <w:color w:val="4F81BD" w:themeColor="accent1"/>
+      <w:color w:val="000000"/>
       <w:sz w:val="26"/>
       <w:szCs w:val="26"/>
+      <w:lang w:val="az-Latn-AZ"/>
     </w:rPr>
   </w:style>
   <w:style w:type="paragraph" w:styleId="Heading3">
@@ -1035,7 +856,7 @@
       <w:outlineLvl w:val="2"/>
     </w:pPr>
     <w:rPr>
-      <w:rFonts w:asciiTheme="majorHAnsi" w:eastAsiaTheme="majorEastAsia" w:hAnsiTheme="majorHAnsi" w:cstheme="majorBidi"/>
+      <w:rFonts/>
       <w:b/>
       <w:bCs/>
       <w:color w:val="4F81BD" w:themeColor="accent1"/>
@@ -1058,7 +879,7 @@
       <w:outlineLvl w:val="3"/>
     </w:pPr>
     <w:rPr>
-      <w:rFonts w:asciiTheme="majorHAnsi" w:eastAsiaTheme="majorEastAsia" w:hAnsiTheme="majorHAnsi" w:cstheme="majorBidi"/>
+      <w:rFonts/>
       <w:b/>
       <w:bCs/>
       <w:i/>
@@ -1083,7 +904,7 @@
       <w:outlineLvl w:val="4"/>
     </w:pPr>
     <w:rPr>
-      <w:rFonts w:asciiTheme="majorHAnsi" w:eastAsiaTheme="majorEastAsia" w:hAnsiTheme="majorHAnsi" w:cstheme="majorBidi"/>
+      <w:rFonts/>
       <w:color w:val="243F60" w:themeColor="accent1" w:themeShade="7F"/>
     </w:rPr>
   </w:style>
@@ -1104,7 +925,7 @@
       <w:outlineLvl w:val="5"/>
     </w:pPr>
     <w:rPr>
-      <w:rFonts w:asciiTheme="majorHAnsi" w:eastAsiaTheme="majorEastAsia" w:hAnsiTheme="majorHAnsi" w:cstheme="majorBidi"/>
+      <w:rFonts/>
       <w:i/>
       <w:iCs/>
       <w:color w:val="243F60" w:themeColor="accent1" w:themeShade="7F"/>
@@ -1127,7 +948,7 @@
       <w:outlineLvl w:val="6"/>
     </w:pPr>
     <w:rPr>
-      <w:rFonts w:asciiTheme="majorHAnsi" w:eastAsiaTheme="majorEastAsia" w:hAnsiTheme="majorHAnsi" w:cstheme="majorBidi"/>
+      <w:rFonts/>
       <w:i/>
       <w:iCs/>
       <w:color w:val="404040" w:themeColor="text1" w:themeTint="BF"/>
@@ -1150,7 +971,7 @@
       <w:outlineLvl w:val="7"/>
     </w:pPr>
     <w:rPr>
-      <w:rFonts w:asciiTheme="majorHAnsi" w:eastAsiaTheme="majorEastAsia" w:hAnsiTheme="majorHAnsi" w:cstheme="majorBidi"/>
+      <w:rFonts/>
       <w:color w:val="4F81BD" w:themeColor="accent1"/>
       <w:sz w:val="20"/>
       <w:szCs w:val="20"/>
@@ -1173,7 +994,7 @@
       <w:outlineLvl w:val="8"/>
     </w:pPr>
     <w:rPr>
-      <w:rFonts w:asciiTheme="majorHAnsi" w:eastAsiaTheme="majorEastAsia" w:hAnsiTheme="majorHAnsi" w:cstheme="majorBidi"/>
+      <w:rFonts/>
       <w:i/>
       <w:iCs/>
       <w:color w:val="404040" w:themeColor="text1" w:themeTint="BF"/>
@@ -1224,7 +1045,7 @@
     <w:uiPriority w:val="9"/>
     <w:rsid w:val="00FC693F"/>
     <w:rPr>
-      <w:rFonts w:asciiTheme="majorHAnsi" w:eastAsiaTheme="majorEastAsia" w:hAnsiTheme="majorHAnsi" w:cstheme="majorBidi"/>
+      <w:rFonts/>
       <w:b/>
       <w:bCs/>
       <w:color w:val="365F91" w:themeColor="accent1" w:themeShade="BF"/>
@@ -1239,7 +1060,7 @@
     <w:uiPriority w:val="9"/>
     <w:rsid w:val="00FC693F"/>
     <w:rPr>
-      <w:rFonts w:asciiTheme="majorHAnsi" w:eastAsiaTheme="majorEastAsia" w:hAnsiTheme="majorHAnsi" w:cstheme="majorBidi"/>
+      <w:rFonts/>
       <w:b/>
       <w:bCs/>
       <w:color w:val="4F81BD" w:themeColor="accent1"/>
@@ -1254,7 +1075,7 @@
     <w:uiPriority w:val="9"/>
     <w:rsid w:val="00FC693F"/>
     <w:rPr>
-      <w:rFonts w:asciiTheme="majorHAnsi" w:eastAsiaTheme="majorEastAsia" w:hAnsiTheme="majorHAnsi" w:cstheme="majorBidi"/>
+      <w:rFonts/>
       <w:b/>
       <w:bCs/>
       <w:color w:val="4F81BD" w:themeColor="accent1"/>
@@ -1269,19 +1090,17 @@
     <w:qFormat/>
     <w:rsid w:val="00FC693F"/>
     <w:pPr>
-      <w:pBdr>
-        <w:bottom w:val="single" w:sz="8" w:space="4" w:color="4F81BD" w:themeColor="accent1"/>
-      </w:pBdr>
-      <w:spacing w:after="300" w:line="240" w:lineRule="auto"/>
+      <w:spacing w:after="120" w:line="259" w:lineRule="auto"/>
       <w:contextualSpacing/>
     </w:pPr>
     <w:rPr>
-      <w:rFonts w:asciiTheme="majorHAnsi" w:eastAsiaTheme="majorEastAsia" w:hAnsiTheme="majorHAnsi" w:cstheme="majorBidi"/>
-      <w:color w:val="17365D" w:themeColor="text2" w:themeShade="BF"/>
+      <w:rFonts w:ascii="Times New Roman" w:hAnsi="Times New Roman"/>
+      <w:color w:val="000000"/>
       <w:spacing w:val="5"/>
       <w:kern w:val="28"/>
-      <w:sz w:val="52"/>
+      <w:sz w:val="40"/>
       <w:szCs w:val="52"/>
+      <w:lang w:val="az-Latn-AZ"/>
     </w:rPr>
   </w:style>
   <w:style w:type="character" w:customStyle="1" w:styleId="TitleChar">
@@ -1291,7 +1110,7 @@
     <w:uiPriority w:val="10"/>
     <w:rsid w:val="00FC693F"/>
     <w:rPr>
-      <w:rFonts w:asciiTheme="majorHAnsi" w:eastAsiaTheme="majorEastAsia" w:hAnsiTheme="majorHAnsi" w:cstheme="majorBidi"/>
+      <w:rFonts/>
       <w:color w:val="17365D" w:themeColor="text2" w:themeShade="BF"/>
       <w:spacing w:val="5"/>
       <w:kern w:val="28"/>
@@ -1313,7 +1132,7 @@
       </w:numPr>
     </w:pPr>
     <w:rPr>
-      <w:rFonts w:asciiTheme="majorHAnsi" w:eastAsiaTheme="majorEastAsia" w:hAnsiTheme="majorHAnsi" w:cstheme="majorBidi"/>
+      <w:rFonts/>
       <w:i/>
       <w:iCs/>
       <w:color w:val="4F81BD" w:themeColor="accent1"/>
@@ -1329,7 +1148,7 @@
     <w:uiPriority w:val="11"/>
     <w:rsid w:val="00FC693F"/>
     <w:rPr>
-      <w:rFonts w:asciiTheme="majorHAnsi" w:eastAsiaTheme="majorEastAsia" w:hAnsiTheme="majorHAnsi" w:cstheme="majorBidi"/>
+      <w:rFonts/>
       <w:i/>
       <w:iCs/>
       <w:color w:val="4F81BD" w:themeColor="accent1"/>
@@ -1454,8 +1273,15 @@
       <w:numPr>
         <w:numId w:val="1"/>
       </w:numPr>
+      <w:spacing w:after="120" w:line="259" w:lineRule="auto"/>
       <w:contextualSpacing/>
     </w:pPr>
+    <w:rPr>
+      <w:rFonts w:ascii="Times New Roman" w:hAnsi="Times New Roman"/>
+      <w:color w:val="000000"/>
+      <w:sz w:val="24"/>
+      <w:lang w:val="az-Latn-AZ"/>
+    </w:rPr>
   </w:style>
   <w:style w:type="paragraph" w:styleId="ListBullet2">
     <w:name w:val="List Bullet 2"/>
@@ -1627,7 +1453,7 @@
     <w:semiHidden/>
     <w:rsid w:val="00FC693F"/>
     <w:rPr>
-      <w:rFonts w:asciiTheme="majorHAnsi" w:eastAsiaTheme="majorEastAsia" w:hAnsiTheme="majorHAnsi" w:cstheme="majorBidi"/>
+      <w:rFonts/>
       <w:b/>
       <w:bCs/>
       <w:i/>
@@ -1643,7 +1469,7 @@
     <w:semiHidden/>
     <w:rsid w:val="00FC693F"/>
     <w:rPr>
-      <w:rFonts w:asciiTheme="majorHAnsi" w:eastAsiaTheme="majorEastAsia" w:hAnsiTheme="majorHAnsi" w:cstheme="majorBidi"/>
+      <w:rFonts/>
       <w:color w:val="243F60" w:themeColor="accent1" w:themeShade="7F"/>
     </w:rPr>
   </w:style>
@@ -1655,7 +1481,7 @@
     <w:semiHidden/>
     <w:rsid w:val="00FC693F"/>
     <w:rPr>
-      <w:rFonts w:asciiTheme="majorHAnsi" w:eastAsiaTheme="majorEastAsia" w:hAnsiTheme="majorHAnsi" w:cstheme="majorBidi"/>
+      <w:rFonts/>
       <w:i/>
       <w:iCs/>
       <w:color w:val="243F60" w:themeColor="accent1" w:themeShade="7F"/>
@@ -1669,7 +1495,7 @@
     <w:semiHidden/>
     <w:rsid w:val="00FC693F"/>
     <w:rPr>
-      <w:rFonts w:asciiTheme="majorHAnsi" w:eastAsiaTheme="majorEastAsia" w:hAnsiTheme="majorHAnsi" w:cstheme="majorBidi"/>
+      <w:rFonts/>
       <w:i/>
       <w:iCs/>
       <w:color w:val="404040" w:themeColor="text1" w:themeTint="BF"/>
@@ -1683,7 +1509,7 @@
     <w:semiHidden/>
     <w:rsid w:val="00FC693F"/>
     <w:rPr>
-      <w:rFonts w:asciiTheme="majorHAnsi" w:eastAsiaTheme="majorEastAsia" w:hAnsiTheme="majorHAnsi" w:cstheme="majorBidi"/>
+      <w:rFonts/>
       <w:color w:val="4F81BD" w:themeColor="accent1"/>
       <w:sz w:val="20"/>
       <w:szCs w:val="20"/>
@@ -1697,7 +1523,7 @@
     <w:semiHidden/>
     <w:rsid w:val="00FC693F"/>
     <w:rPr>
-      <w:rFonts w:asciiTheme="majorHAnsi" w:eastAsiaTheme="majorEastAsia" w:hAnsiTheme="majorHAnsi" w:cstheme="majorBidi"/>
+      <w:rFonts/>
       <w:i/>
       <w:iCs/>
       <w:color w:val="404040" w:themeColor="text1" w:themeTint="BF"/>
@@ -1756,9 +1582,6 @@
     <w:qFormat/>
     <w:rsid w:val="00FC693F"/>
     <w:pPr>
-      <w:pBdr>
-        <w:bottom w:val="single" w:sz="4" w:space="4" w:color="4F81BD" w:themeColor="accent1"/>
-      </w:pBdr>
       <w:spacing w:before="200" w:after="280"/>
       <w:ind w:left="936" w:right="936"/>
     </w:pPr>
@@ -3286,7 +3109,7 @@
         <w:spacing w:before="0" w:after="0" w:line="240" w:lineRule="auto"/>
       </w:pPr>
       <w:rPr>
-        <w:rFonts w:asciiTheme="majorHAnsi" w:eastAsiaTheme="majorEastAsia" w:hAnsiTheme="majorHAnsi" w:cstheme="majorBidi"/>
+        <w:rFonts/>
         <w:b/>
         <w:bCs/>
       </w:rPr>
@@ -3307,7 +3130,7 @@
         <w:spacing w:before="0" w:after="0" w:line="240" w:lineRule="auto"/>
       </w:pPr>
       <w:rPr>
-        <w:rFonts w:asciiTheme="majorHAnsi" w:eastAsiaTheme="majorEastAsia" w:hAnsiTheme="majorHAnsi" w:cstheme="majorBidi"/>
+        <w:rFonts/>
         <w:b/>
         <w:bCs/>
       </w:rPr>
@@ -3325,14 +3148,14 @@
     </w:tblStylePr>
     <w:tblStylePr w:type="firstCol">
       <w:rPr>
-        <w:rFonts w:asciiTheme="majorHAnsi" w:eastAsiaTheme="majorEastAsia" w:hAnsiTheme="majorHAnsi" w:cstheme="majorBidi"/>
+        <w:rFonts/>
         <w:b/>
         <w:bCs/>
       </w:rPr>
     </w:tblStylePr>
     <w:tblStylePr w:type="lastCol">
       <w:rPr>
-        <w:rFonts w:asciiTheme="majorHAnsi" w:eastAsiaTheme="majorEastAsia" w:hAnsiTheme="majorHAnsi" w:cstheme="majorBidi"/>
+        <w:rFonts/>
         <w:b/>
         <w:bCs/>
       </w:rPr>
@@ -3416,7 +3239,7 @@
         <w:spacing w:before="0" w:after="0" w:line="240" w:lineRule="auto"/>
       </w:pPr>
       <w:rPr>
-        <w:rFonts w:asciiTheme="majorHAnsi" w:eastAsiaTheme="majorEastAsia" w:hAnsiTheme="majorHAnsi" w:cstheme="majorBidi"/>
+        <w:rFonts/>
         <w:b/>
         <w:bCs/>
       </w:rPr>
@@ -3437,7 +3260,7 @@
         <w:spacing w:before="0" w:after="0" w:line="240" w:lineRule="auto"/>
       </w:pPr>
       <w:rPr>
-        <w:rFonts w:asciiTheme="majorHAnsi" w:eastAsiaTheme="majorEastAsia" w:hAnsiTheme="majorHAnsi" w:cstheme="majorBidi"/>
+        <w:rFonts/>
         <w:b/>
         <w:bCs/>
       </w:rPr>
@@ -3455,14 +3278,14 @@
     </w:tblStylePr>
     <w:tblStylePr w:type="firstCol">
       <w:rPr>
-        <w:rFonts w:asciiTheme="majorHAnsi" w:eastAsiaTheme="majorEastAsia" w:hAnsiTheme="majorHAnsi" w:cstheme="majorBidi"/>
+        <w:rFonts/>
         <w:b/>
         <w:bCs/>
       </w:rPr>
     </w:tblStylePr>
     <w:tblStylePr w:type="lastCol">
       <w:rPr>
-        <w:rFonts w:asciiTheme="majorHAnsi" w:eastAsiaTheme="majorEastAsia" w:hAnsiTheme="majorHAnsi" w:cstheme="majorBidi"/>
+        <w:rFonts/>
         <w:b/>
         <w:bCs/>
       </w:rPr>
@@ -3546,7 +3369,7 @@
         <w:spacing w:before="0" w:after="0" w:line="240" w:lineRule="auto"/>
       </w:pPr>
       <w:rPr>
-        <w:rFonts w:asciiTheme="majorHAnsi" w:eastAsiaTheme="majorEastAsia" w:hAnsiTheme="majorHAnsi" w:cstheme="majorBidi"/>
+        <w:rFonts/>
         <w:b/>
         <w:bCs/>
       </w:rPr>
@@ -3567,7 +3390,7 @@
         <w:spacing w:before="0" w:after="0" w:line="240" w:lineRule="auto"/>
       </w:pPr>
       <w:rPr>
-        <w:rFonts w:asciiTheme="majorHAnsi" w:eastAsiaTheme="majorEastAsia" w:hAnsiTheme="majorHAnsi" w:cstheme="majorBidi"/>
+        <w:rFonts/>
         <w:b/>
         <w:bCs/>
       </w:rPr>
@@ -3585,14 +3408,14 @@
     </w:tblStylePr>
     <w:tblStylePr w:type="firstCol">
       <w:rPr>
-        <w:rFonts w:asciiTheme="majorHAnsi" w:eastAsiaTheme="majorEastAsia" w:hAnsiTheme="majorHAnsi" w:cstheme="majorBidi"/>
+        <w:rFonts/>
         <w:b/>
         <w:bCs/>
       </w:rPr>
     </w:tblStylePr>
     <w:tblStylePr w:type="lastCol">
       <w:rPr>
-        <w:rFonts w:asciiTheme="majorHAnsi" w:eastAsiaTheme="majorEastAsia" w:hAnsiTheme="majorHAnsi" w:cstheme="majorBidi"/>
+        <w:rFonts/>
         <w:b/>
         <w:bCs/>
       </w:rPr>
@@ -3676,7 +3499,7 @@
         <w:spacing w:before="0" w:after="0" w:line="240" w:lineRule="auto"/>
       </w:pPr>
       <w:rPr>
-        <w:rFonts w:asciiTheme="majorHAnsi" w:eastAsiaTheme="majorEastAsia" w:hAnsiTheme="majorHAnsi" w:cstheme="majorBidi"/>
+        <w:rFonts/>
         <w:b/>
         <w:bCs/>
       </w:rPr>
@@ -3697,7 +3520,7 @@
         <w:spacing w:before="0" w:after="0" w:line="240" w:lineRule="auto"/>
       </w:pPr>
       <w:rPr>
-        <w:rFonts w:asciiTheme="majorHAnsi" w:eastAsiaTheme="majorEastAsia" w:hAnsiTheme="majorHAnsi" w:cstheme="majorBidi"/>
+        <w:rFonts/>
         <w:b/>
         <w:bCs/>
       </w:rPr>
@@ -3715,14 +3538,14 @@
     </w:tblStylePr>
     <w:tblStylePr w:type="firstCol">
       <w:rPr>
-        <w:rFonts w:asciiTheme="majorHAnsi" w:eastAsiaTheme="majorEastAsia" w:hAnsiTheme="majorHAnsi" w:cstheme="majorBidi"/>
+        <w:rFonts/>
         <w:b/>
         <w:bCs/>
       </w:rPr>
     </w:tblStylePr>
     <w:tblStylePr w:type="lastCol">
       <w:rPr>
-        <w:rFonts w:asciiTheme="majorHAnsi" w:eastAsiaTheme="majorEastAsia" w:hAnsiTheme="majorHAnsi" w:cstheme="majorBidi"/>
+        <w:rFonts/>
         <w:b/>
         <w:bCs/>
       </w:rPr>
@@ -3806,7 +3629,7 @@
         <w:spacing w:before="0" w:after="0" w:line="240" w:lineRule="auto"/>
       </w:pPr>
       <w:rPr>
-        <w:rFonts w:asciiTheme="majorHAnsi" w:eastAsiaTheme="majorEastAsia" w:hAnsiTheme="majorHAnsi" w:cstheme="majorBidi"/>
+        <w:rFonts/>
         <w:b/>
         <w:bCs/>
       </w:rPr>
@@ -3827,7 +3650,7 @@
         <w:spacing w:before="0" w:after="0" w:line="240" w:lineRule="auto"/>
       </w:pPr>
       <w:rPr>
-        <w:rFonts w:asciiTheme="majorHAnsi" w:eastAsiaTheme="majorEastAsia" w:hAnsiTheme="majorHAnsi" w:cstheme="majorBidi"/>
+        <w:rFonts/>
         <w:b/>
         <w:bCs/>
       </w:rPr>
@@ -3845,14 +3668,14 @@
     </w:tblStylePr>
     <w:tblStylePr w:type="firstCol">
       <w:rPr>
-        <w:rFonts w:asciiTheme="majorHAnsi" w:eastAsiaTheme="majorEastAsia" w:hAnsiTheme="majorHAnsi" w:cstheme="majorBidi"/>
+        <w:rFonts/>
         <w:b/>
         <w:bCs/>
       </w:rPr>
     </w:tblStylePr>
     <w:tblStylePr w:type="lastCol">
       <w:rPr>
-        <w:rFonts w:asciiTheme="majorHAnsi" w:eastAsiaTheme="majorEastAsia" w:hAnsiTheme="majorHAnsi" w:cstheme="majorBidi"/>
+        <w:rFonts/>
         <w:b/>
         <w:bCs/>
       </w:rPr>
@@ -3936,7 +3759,7 @@
         <w:spacing w:before="0" w:after="0" w:line="240" w:lineRule="auto"/>
       </w:pPr>
       <w:rPr>
-        <w:rFonts w:asciiTheme="majorHAnsi" w:eastAsiaTheme="majorEastAsia" w:hAnsiTheme="majorHAnsi" w:cstheme="majorBidi"/>
+        <w:rFonts/>
         <w:b/>
         <w:bCs/>
       </w:rPr>
@@ -3957,7 +3780,7 @@
         <w:spacing w:before="0" w:after="0" w:line="240" w:lineRule="auto"/>
       </w:pPr>
       <w:rPr>
-        <w:rFonts w:asciiTheme="majorHAnsi" w:eastAsiaTheme="majorEastAsia" w:hAnsiTheme="majorHAnsi" w:cstheme="majorBidi"/>
+        <w:rFonts/>
         <w:b/>
         <w:bCs/>
       </w:rPr>
@@ -3975,14 +3798,14 @@
     </w:tblStylePr>
     <w:tblStylePr w:type="firstCol">
       <w:rPr>
-        <w:rFonts w:asciiTheme="majorHAnsi" w:eastAsiaTheme="majorEastAsia" w:hAnsiTheme="majorHAnsi" w:cstheme="majorBidi"/>
+        <w:rFonts/>
         <w:b/>
         <w:bCs/>
       </w:rPr>
     </w:tblStylePr>
     <w:tblStylePr w:type="lastCol">
       <w:rPr>
-        <w:rFonts w:asciiTheme="majorHAnsi" w:eastAsiaTheme="majorEastAsia" w:hAnsiTheme="majorHAnsi" w:cstheme="majorBidi"/>
+        <w:rFonts/>
         <w:b/>
         <w:bCs/>
       </w:rPr>
@@ -4066,7 +3889,7 @@
         <w:spacing w:before="0" w:after="0" w:line="240" w:lineRule="auto"/>
       </w:pPr>
       <w:rPr>
-        <w:rFonts w:asciiTheme="majorHAnsi" w:eastAsiaTheme="majorEastAsia" w:hAnsiTheme="majorHAnsi" w:cstheme="majorBidi"/>
+        <w:rFonts/>
         <w:b/>
         <w:bCs/>
       </w:rPr>
@@ -4087,7 +3910,7 @@
         <w:spacing w:before="0" w:after="0" w:line="240" w:lineRule="auto"/>
       </w:pPr>
       <w:rPr>
-        <w:rFonts w:asciiTheme="majorHAnsi" w:eastAsiaTheme="majorEastAsia" w:hAnsiTheme="majorHAnsi" w:cstheme="majorBidi"/>
+        <w:rFonts/>
         <w:b/>
         <w:bCs/>
       </w:rPr>
@@ -4105,14 +3928,14 @@
     </w:tblStylePr>
     <w:tblStylePr w:type="firstCol">
       <w:rPr>
-        <w:rFonts w:asciiTheme="majorHAnsi" w:eastAsiaTheme="majorEastAsia" w:hAnsiTheme="majorHAnsi" w:cstheme="majorBidi"/>
+        <w:rFonts/>
         <w:b/>
         <w:bCs/>
       </w:rPr>
     </w:tblStylePr>
     <w:tblStylePr w:type="lastCol">
       <w:rPr>
-        <w:rFonts w:asciiTheme="majorHAnsi" w:eastAsiaTheme="majorEastAsia" w:hAnsiTheme="majorHAnsi" w:cstheme="majorBidi"/>
+        <w:rFonts/>
         <w:b/>
         <w:bCs/>
       </w:rPr>
@@ -5977,7 +5800,7 @@
     </w:tblPr>
     <w:tblStylePr w:type="firstRow">
       <w:rPr>
-        <w:rFonts w:asciiTheme="majorHAnsi" w:eastAsiaTheme="majorEastAsia" w:hAnsiTheme="majorHAnsi" w:cstheme="majorBidi"/>
+        <w:rFonts/>
       </w:rPr>
       <w:tblPr/>
       <w:tcPr>
@@ -6061,7 +5884,7 @@
     </w:tblPr>
     <w:tblStylePr w:type="firstRow">
       <w:rPr>
-        <w:rFonts w:asciiTheme="majorHAnsi" w:eastAsiaTheme="majorEastAsia" w:hAnsiTheme="majorHAnsi" w:cstheme="majorBidi"/>
+        <w:rFonts/>
       </w:rPr>
       <w:tblPr/>
       <w:tcPr>
@@ -6145,7 +5968,7 @@
     </w:tblPr>
     <w:tblStylePr w:type="firstRow">
       <w:rPr>
-        <w:rFonts w:asciiTheme="majorHAnsi" w:eastAsiaTheme="majorEastAsia" w:hAnsiTheme="majorHAnsi" w:cstheme="majorBidi"/>
+        <w:rFonts/>
       </w:rPr>
       <w:tblPr/>
       <w:tcPr>
@@ -6229,7 +6052,7 @@
     </w:tblPr>
     <w:tblStylePr w:type="firstRow">
       <w:rPr>
-        <w:rFonts w:asciiTheme="majorHAnsi" w:eastAsiaTheme="majorEastAsia" w:hAnsiTheme="majorHAnsi" w:cstheme="majorBidi"/>
+        <w:rFonts/>
       </w:rPr>
       <w:tblPr/>
       <w:tcPr>
@@ -6313,7 +6136,7 @@
     </w:tblPr>
     <w:tblStylePr w:type="firstRow">
       <w:rPr>
-        <w:rFonts w:asciiTheme="majorHAnsi" w:eastAsiaTheme="majorEastAsia" w:hAnsiTheme="majorHAnsi" w:cstheme="majorBidi"/>
+        <w:rFonts/>
       </w:rPr>
       <w:tblPr/>
       <w:tcPr>
@@ -6397,7 +6220,7 @@
     </w:tblPr>
     <w:tblStylePr w:type="firstRow">
       <w:rPr>
-        <w:rFonts w:asciiTheme="majorHAnsi" w:eastAsiaTheme="majorEastAsia" w:hAnsiTheme="majorHAnsi" w:cstheme="majorBidi"/>
+        <w:rFonts/>
       </w:rPr>
       <w:tblPr/>
       <w:tcPr>
@@ -6481,7 +6304,7 @@
     </w:tblPr>
     <w:tblStylePr w:type="firstRow">
       <w:rPr>
-        <w:rFonts w:asciiTheme="majorHAnsi" w:eastAsiaTheme="majorEastAsia" w:hAnsiTheme="majorHAnsi" w:cstheme="majorBidi"/>
+        <w:rFonts/>
       </w:rPr>
       <w:tblPr/>
       <w:tcPr>
@@ -6546,7 +6369,7 @@
       <w:spacing w:after="0" w:line="240" w:lineRule="auto"/>
     </w:pPr>
     <w:rPr>
-      <w:rFonts w:asciiTheme="majorHAnsi" w:eastAsiaTheme="majorEastAsia" w:hAnsiTheme="majorHAnsi" w:cstheme="majorBidi"/>
+      <w:rFonts/>
       <w:color w:val="000000" w:themeColor="text1"/>
     </w:rPr>
     <w:tblPr>
@@ -6674,7 +6497,7 @@
       <w:spacing w:after="0" w:line="240" w:lineRule="auto"/>
     </w:pPr>
     <w:rPr>
-      <w:rFonts w:asciiTheme="majorHAnsi" w:eastAsiaTheme="majorEastAsia" w:hAnsiTheme="majorHAnsi" w:cstheme="majorBidi"/>
+      <w:rFonts/>
       <w:color w:val="000000" w:themeColor="text1"/>
     </w:rPr>
     <w:tblPr>
@@ -6802,7 +6625,7 @@
       <w:spacing w:after="0" w:line="240" w:lineRule="auto"/>
     </w:pPr>
     <w:rPr>
-      <w:rFonts w:asciiTheme="majorHAnsi" w:eastAsiaTheme="majorEastAsia" w:hAnsiTheme="majorHAnsi" w:cstheme="majorBidi"/>
+      <w:rFonts/>
       <w:color w:val="000000" w:themeColor="text1"/>
     </w:rPr>
     <w:tblPr>
@@ -6930,7 +6753,7 @@
       <w:spacing w:after="0" w:line="240" w:lineRule="auto"/>
     </w:pPr>
     <w:rPr>
-      <w:rFonts w:asciiTheme="majorHAnsi" w:eastAsiaTheme="majorEastAsia" w:hAnsiTheme="majorHAnsi" w:cstheme="majorBidi"/>
+      <w:rFonts/>
       <w:color w:val="000000" w:themeColor="text1"/>
     </w:rPr>
     <w:tblPr>
@@ -7058,7 +6881,7 @@
       <w:spacing w:after="0" w:line="240" w:lineRule="auto"/>
     </w:pPr>
     <w:rPr>
-      <w:rFonts w:asciiTheme="majorHAnsi" w:eastAsiaTheme="majorEastAsia" w:hAnsiTheme="majorHAnsi" w:cstheme="majorBidi"/>
+      <w:rFonts/>
       <w:color w:val="000000" w:themeColor="text1"/>
     </w:rPr>
     <w:tblPr>
@@ -7186,7 +7009,7 @@
       <w:spacing w:after="0" w:line="240" w:lineRule="auto"/>
     </w:pPr>
     <w:rPr>
-      <w:rFonts w:asciiTheme="majorHAnsi" w:eastAsiaTheme="majorEastAsia" w:hAnsiTheme="majorHAnsi" w:cstheme="majorBidi"/>
+      <w:rFonts/>
       <w:color w:val="000000" w:themeColor="text1"/>
     </w:rPr>
     <w:tblPr>
@@ -7314,7 +7137,7 @@
       <w:spacing w:after="0" w:line="240" w:lineRule="auto"/>
     </w:pPr>
     <w:rPr>
-      <w:rFonts w:asciiTheme="majorHAnsi" w:eastAsiaTheme="majorEastAsia" w:hAnsiTheme="majorHAnsi" w:cstheme="majorBidi"/>
+      <w:rFonts/>
       <w:color w:val="000000" w:themeColor="text1"/>
     </w:rPr>
     <w:tblPr>
@@ -7953,7 +7776,7 @@
       <w:spacing w:after="0" w:line="240" w:lineRule="auto"/>
     </w:pPr>
     <w:rPr>
-      <w:rFonts w:asciiTheme="majorHAnsi" w:eastAsiaTheme="majorEastAsia" w:hAnsiTheme="majorHAnsi" w:cstheme="majorBidi"/>
+      <w:rFonts/>
       <w:color w:val="000000" w:themeColor="text1"/>
     </w:rPr>
     <w:tblPr>
@@ -8078,7 +7901,7 @@
       <w:spacing w:after="0" w:line="240" w:lineRule="auto"/>
     </w:pPr>
     <w:rPr>
-      <w:rFonts w:asciiTheme="majorHAnsi" w:eastAsiaTheme="majorEastAsia" w:hAnsiTheme="majorHAnsi" w:cstheme="majorBidi"/>
+      <w:rFonts/>
       <w:color w:val="000000" w:themeColor="text1"/>
     </w:rPr>
     <w:tblPr>
@@ -8203,7 +8026,7 @@
       <w:spacing w:after="0" w:line="240" w:lineRule="auto"/>
     </w:pPr>
     <w:rPr>
-      <w:rFonts w:asciiTheme="majorHAnsi" w:eastAsiaTheme="majorEastAsia" w:hAnsiTheme="majorHAnsi" w:cstheme="majorBidi"/>
+      <w:rFonts/>
       <w:color w:val="000000" w:themeColor="text1"/>
     </w:rPr>
     <w:tblPr>
@@ -8328,7 +8151,7 @@
       <w:spacing w:after="0" w:line="240" w:lineRule="auto"/>
     </w:pPr>
     <w:rPr>
-      <w:rFonts w:asciiTheme="majorHAnsi" w:eastAsiaTheme="majorEastAsia" w:hAnsiTheme="majorHAnsi" w:cstheme="majorBidi"/>
+      <w:rFonts/>
       <w:color w:val="000000" w:themeColor="text1"/>
     </w:rPr>
     <w:tblPr>
@@ -8453,7 +8276,7 @@
       <w:spacing w:after="0" w:line="240" w:lineRule="auto"/>
     </w:pPr>
     <w:rPr>
-      <w:rFonts w:asciiTheme="majorHAnsi" w:eastAsiaTheme="majorEastAsia" w:hAnsiTheme="majorHAnsi" w:cstheme="majorBidi"/>
+      <w:rFonts/>
       <w:color w:val="000000" w:themeColor="text1"/>
     </w:rPr>
     <w:tblPr>
@@ -8578,7 +8401,7 @@
       <w:spacing w:after="0" w:line="240" w:lineRule="auto"/>
     </w:pPr>
     <w:rPr>
-      <w:rFonts w:asciiTheme="majorHAnsi" w:eastAsiaTheme="majorEastAsia" w:hAnsiTheme="majorHAnsi" w:cstheme="majorBidi"/>
+      <w:rFonts/>
       <w:color w:val="000000" w:themeColor="text1"/>
     </w:rPr>
     <w:tblPr>
@@ -8703,7 +8526,7 @@
       <w:spacing w:after="0" w:line="240" w:lineRule="auto"/>
     </w:pPr>
     <w:rPr>
-      <w:rFonts w:asciiTheme="majorHAnsi" w:eastAsiaTheme="majorEastAsia" w:hAnsiTheme="majorHAnsi" w:cstheme="majorBidi"/>
+      <w:rFonts/>
       <w:color w:val="000000" w:themeColor="text1"/>
     </w:rPr>
     <w:tblPr>

--- a/az/discovery-articles/6.23 Kino.docx
+++ b/az/discovery-articles/6.23 Kino.docx
@@ -120,7 +120,7 @@
         <w:widowControl/>
       </w:pPr>
       <w:r>
-        <w:t>Kim kəşf edib və ya yaradıb</w:t>
+        <w:t xml:space="preserve">Kim yaradıb</w:t>
       </w:r>
     </w:p>
     <w:p>
@@ -217,7 +217,7 @@
         <w:rPr>
           <w:sz w:val="20"/>
         </w:rPr>
-        <w:t>A Kitablar və əsas elmi əsərlər</w:t>
+        <w:t>Kitablar və əsas elmi əsərlər</w:t>
       </w:r>
     </w:p>
     <w:p>
@@ -240,7 +240,7 @@
         <w:rPr>
           <w:sz w:val="20"/>
         </w:rPr>
-        <w:t>C Qurumların materialları və ensiklopedik mənbələr</w:t>
+        <w:t>Qurumların materialları və ensiklopedik mənbələr</w:t>
       </w:r>
     </w:p>
     <w:p>
@@ -300,7 +300,7 @@
         <w:rPr>
           <w:sz w:val="20"/>
         </w:rPr>
-        <w:t>D Muzey arxiv və kitabxana materialları</w:t>
+        <w:t>Muzey arxiv və kitabxana materialları</w:t>
       </w:r>
     </w:p>
     <w:p>
